--- a/zht/docx/145.content.docx
+++ b/zht/docx/145.content.docx
@@ -399,18 +399,12 @@
           <w:lang w:val="zh_TW" w:bidi="zh_TW"/>
         </w:rPr>
       </w:r>
-      <w:hyperlink r:id="rId13">
-        <w:r>
-          <w:rPr>
-            <w:lang w:val="zh_TW" w:bidi="zh_TW"/>
-          </w:rPr>
-          <w:rPr>
-            <w:color w:val="0000EE"/>
-            <w:u w:val="single"/>
-          </w:rPr>
-          <w:t>列王記上7:16</w:t>
-        </w:r>
-      </w:hyperlink>
+      <w:r>
+        <w:rPr>
+          <w:lang w:val="zh_TW" w:bidi="zh_TW"/>
+        </w:rPr>
+        <w:t>列王記上7:16</w:t>
+      </w:r>
     </w:p>
     <w:p>
       <w:pPr>
@@ -423,18 +417,12 @@
           <w:lang w:val="zh_TW" w:bidi="zh_TW"/>
         </w:rPr>
       </w:r>
-      <w:hyperlink r:id="rId14">
-        <w:r>
-          <w:rPr>
-            <w:lang w:val="zh_TW" w:bidi="zh_TW"/>
-          </w:rPr>
-          <w:rPr>
-            <w:color w:val="0000EE"/>
-            <w:u w:val="single"/>
-          </w:rPr>
-          <w:t>撒母耳記上17:37–38</w:t>
-        </w:r>
-      </w:hyperlink>
+      <w:r>
+        <w:rPr>
+          <w:lang w:val="zh_TW" w:bidi="zh_TW"/>
+        </w:rPr>
+        <w:t>撒母耳記上17:37–38</w:t>
+      </w:r>
     </w:p>
     <w:p>
       <w:pPr>
@@ -447,18 +435,12 @@
           <w:lang w:val="zh_TW" w:bidi="zh_TW"/>
         </w:rPr>
       </w:r>
-      <w:hyperlink r:id="rId15">
-        <w:r>
-          <w:rPr>
-            <w:lang w:val="zh_TW" w:bidi="zh_TW"/>
-          </w:rPr>
-          <w:rPr>
-            <w:color w:val="0000EE"/>
-            <w:u w:val="single"/>
-          </w:rPr>
-          <w:t>但以理書2:44–45</w:t>
-        </w:r>
-      </w:hyperlink>
+      <w:r>
+        <w:rPr>
+          <w:lang w:val="zh_TW" w:bidi="zh_TW"/>
+        </w:rPr>
+        <w:t>但以理書2:44–45</w:t>
+      </w:r>
     </w:p>
     <w:p>
       <w:pPr>
@@ -471,18 +453,12 @@
           <w:lang w:val="zh_TW" w:bidi="zh_TW"/>
         </w:rPr>
       </w:r>
-      <w:hyperlink r:id="rId16">
-        <w:r>
-          <w:rPr>
-            <w:lang w:val="zh_TW" w:bidi="zh_TW"/>
-          </w:rPr>
-          <w:rPr>
-            <w:color w:val="0000EE"/>
-            <w:u w:val="single"/>
-          </w:rPr>
-          <w:t>出埃及記25:3–7</w:t>
-        </w:r>
-      </w:hyperlink>
+      <w:r>
+        <w:rPr>
+          <w:lang w:val="zh_TW" w:bidi="zh_TW"/>
+        </w:rPr>
+        <w:t>出埃及記25:3–7</w:t>
+      </w:r>
     </w:p>
     <w:p>
       <w:pPr>
@@ -495,18 +471,12 @@
           <w:lang w:val="zh_TW" w:bidi="zh_TW"/>
         </w:rPr>
       </w:r>
-      <w:hyperlink r:id="rId17">
-        <w:r>
-          <w:rPr>
-            <w:lang w:val="zh_TW" w:bidi="zh_TW"/>
-          </w:rPr>
-          <w:rPr>
-            <w:color w:val="0000EE"/>
-            <w:u w:val="single"/>
-          </w:rPr>
-          <w:t>啟示錄1:15</w:t>
-        </w:r>
-      </w:hyperlink>
+      <w:r>
+        <w:rPr>
+          <w:lang w:val="zh_TW" w:bidi="zh_TW"/>
+        </w:rPr>
+        <w:t>啟示錄1:15</w:t>
+      </w:r>
     </w:p>
     <w:p>
       <w:pPr>
@@ -728,18 +698,12 @@
           <w:lang w:val="zh_TW" w:bidi="zh_TW"/>
         </w:rPr>
       </w:r>
-      <w:hyperlink r:id="rId18">
-        <w:r>
-          <w:rPr>
-            <w:lang w:val="zh_TW" w:bidi="zh_TW"/>
-          </w:rPr>
-          <w:rPr>
-            <w:color w:val="0000EE"/>
-            <w:u w:val="single"/>
-          </w:rPr>
-          <w:t>約翰壹書2:16</w:t>
-        </w:r>
-      </w:hyperlink>
+      <w:r>
+        <w:rPr>
+          <w:lang w:val="zh_TW" w:bidi="zh_TW"/>
+        </w:rPr>
+        <w:t>約翰壹書2:16</w:t>
+      </w:r>
     </w:p>
     <w:p>
       <w:pPr>
@@ -752,18 +716,12 @@
           <w:lang w:val="zh_TW" w:bidi="zh_TW"/>
         </w:rPr>
       </w:r>
-      <w:hyperlink r:id="rId19">
-        <w:r>
-          <w:rPr>
-            <w:lang w:val="zh_TW" w:bidi="zh_TW"/>
-          </w:rPr>
-          <w:rPr>
-            <w:color w:val="0000EE"/>
-            <w:u w:val="single"/>
-          </w:rPr>
-          <w:t>提摩太後書2:22</w:t>
-        </w:r>
-      </w:hyperlink>
+      <w:r>
+        <w:rPr>
+          <w:lang w:val="zh_TW" w:bidi="zh_TW"/>
+        </w:rPr>
+        <w:t>提摩太後書2:22</w:t>
+      </w:r>
     </w:p>
     <w:p>
       <w:pPr>
@@ -776,18 +734,12 @@
           <w:lang w:val="zh_TW" w:bidi="zh_TW"/>
         </w:rPr>
       </w:r>
-      <w:hyperlink r:id="rId20">
-        <w:r>
-          <w:rPr>
-            <w:lang w:val="zh_TW" w:bidi="zh_TW"/>
-          </w:rPr>
-          <w:rPr>
-            <w:color w:val="0000EE"/>
-            <w:u w:val="single"/>
-          </w:rPr>
-          <w:t>加拉太書5:16</w:t>
-        </w:r>
-      </w:hyperlink>
+      <w:r>
+        <w:rPr>
+          <w:lang w:val="zh_TW" w:bidi="zh_TW"/>
+        </w:rPr>
+        <w:t>加拉太書5:16</w:t>
+      </w:r>
     </w:p>
     <w:p>
       <w:pPr>
@@ -800,18 +752,12 @@
           <w:lang w:val="zh_TW" w:bidi="zh_TW"/>
         </w:rPr>
       </w:r>
-      <w:hyperlink r:id="rId21">
-        <w:r>
-          <w:rPr>
-            <w:lang w:val="zh_TW" w:bidi="zh_TW"/>
-          </w:rPr>
-          <w:rPr>
-            <w:color w:val="0000EE"/>
-            <w:u w:val="single"/>
-          </w:rPr>
-          <w:t>加拉太書5:19–21</w:t>
-        </w:r>
-      </w:hyperlink>
+      <w:r>
+        <w:rPr>
+          <w:lang w:val="zh_TW" w:bidi="zh_TW"/>
+        </w:rPr>
+        <w:t>加拉太書5:19–21</w:t>
+      </w:r>
     </w:p>
     <w:p>
       <w:pPr>
@@ -824,18 +770,12 @@
           <w:lang w:val="zh_TW" w:bidi="zh_TW"/>
         </w:rPr>
       </w:r>
-      <w:hyperlink r:id="rId22">
-        <w:r>
-          <w:rPr>
-            <w:lang w:val="zh_TW" w:bidi="zh_TW"/>
-          </w:rPr>
-          <w:rPr>
-            <w:color w:val="0000EE"/>
-            <w:u w:val="single"/>
-          </w:rPr>
-          <w:t>創世記39:7–9</w:t>
-        </w:r>
-      </w:hyperlink>
+      <w:r>
+        <w:rPr>
+          <w:lang w:val="zh_TW" w:bidi="zh_TW"/>
+        </w:rPr>
+        <w:t>創世記39:7–9</w:t>
+      </w:r>
     </w:p>
     <w:p>
       <w:pPr>
@@ -848,18 +788,12 @@
           <w:lang w:val="zh_TW" w:bidi="zh_TW"/>
         </w:rPr>
       </w:r>
-      <w:hyperlink r:id="rId23">
-        <w:r>
-          <w:rPr>
-            <w:lang w:val="zh_TW" w:bidi="zh_TW"/>
-          </w:rPr>
-          <w:rPr>
-            <w:color w:val="0000EE"/>
-            <w:u w:val="single"/>
-          </w:rPr>
-          <w:t>馬太福音5:28</w:t>
-        </w:r>
-      </w:hyperlink>
+      <w:r>
+        <w:rPr>
+          <w:lang w:val="zh_TW" w:bidi="zh_TW"/>
+        </w:rPr>
+        <w:t>馬太福音5:28</w:t>
+      </w:r>
     </w:p>
     <w:p>
       <w:pPr>
